--- a/docs/paper/Round3_Review_Response.docx
+++ b/docs/paper/Round3_Review_Response.docx
@@ -185,7 +185,7 @@
               <w:rPr>
                 <w:sz w:val="18"/>
               </w:rPr>
-              <w:t>Mean of 4 per-field κ over all 330 in final pre-adjudication state (178 round-2 + 152 round-1). Not a before/after effect: the retained 152 were at 0.884 already</w:t>
+              <w:t>Mean of 4 per-field κ over all 330 in final pre-adjudication state (178 round-2 + 152 round-1). Not a before/after comparison: the retained 152 were at 0.884 already</w:t>
             </w:r>
           </w:p>
         </w:tc>
@@ -280,13 +280,13 @@
                 <w:b/>
                 <w:sz w:val="18"/>
               </w:rPr>
-              <w:t>Found: 11 held-out segments are pool episodes</w:t>
+              <w:t>Found: 11 of the 132 frozen evaluation segments are pool episodes</w:t>
             </w:r>
             <w:r>
               <w:rPr>
                 <w:sz w:val="18"/>
               </w:rPr>
-              <w:t xml:space="preserve"> — conclusions unchanged</w:t>
+              <w:t xml:space="preserve"> — conclusions unchanged on the 121</w:t>
             </w:r>
           </w:p>
         </w:tc>
@@ -374,7 +374,7 @@
               <w:rPr>
                 <w:sz w:val="18"/>
               </w:rPr>
-              <w:t>Computed. Held-out qwen3:14b − qwen2.5:7b: merged +1.3 [−3.0, +5.1]; unsupported +41.3 [+17.1, +54.6]</w:t>
+              <w:t>Computed. qwen3:14b − qwen2.5:7b on the original frozen 132: merged +1.3 [-3.0, +5.1]; unsupported +41.3 [+17.1, +54.5]. On the overlap-excluded 121: merged +0.8 [-2.6, +3.9]; unsupported +39.6 [+14.8, +53.7]</w:t>
             </w:r>
           </w:p>
         </w:tc>
@@ -418,7 +418,7 @@
               <w:rPr>
                 <w:sz w:val="18"/>
               </w:rPr>
-              <w:t>Exists: mars_evaluation.json. 2.7% over all 330 (abstain = miss), coverage 80.3%, vs 4.5% for qwen2.5:7b</w:t>
+              <w:t>Exists: mars_evaluation.json. Coverage 80.3%; 2.7% over all 330 (abstain = miss), 3.4% over the 265 returned; qwen2.5:7b 4.5%</w:t>
             </w:r>
           </w:p>
         </w:tc>
@@ -462,7 +462,7 @@
               <w:rPr>
                 <w:sz w:val="18"/>
               </w:rPr>
-              <w:t>Same text, 330/330 identical; model saw no IDs, goals or metadata; annotators saw no model information</w:t>
+              <w:t>Identical transcript content, 330/330; sheets additionally carried administrative IDs; model saw no IDs, goals or metadata; annotators saw no model information</w:t>
             </w:r>
           </w:p>
         </w:tc>
@@ -550,7 +550,7 @@
               <w:rPr>
                 <w:sz w:val="18"/>
               </w:rPr>
-              <w:t>All five covered; 120 pass; 4 real-DB tests added (revocation, cross-child)</w:t>
+              <w:t>Test evidence for all five; 120 pass; 4 real-DB tests added (revocation, cross-child)</w:t>
             </w:r>
           </w:p>
         </w:tc>
@@ -624,7 +624,7 @@
       </w:pPr>
       <w:r>
         <w:rPr/>
-        <w:t>κ = 0.801: describe the mixed annotation state; relabel the 'after codebook re-annotation' row (Q1).</w:t>
+        <w:t>κ = 0.801: describe the mixed annotation state without causal 'codebook effect' language; relabel the 'after codebook re-annotation' row (Q1).</w:t>
       </w:r>
     </w:p>
     <w:p>
@@ -633,7 +633,7 @@
       </w:pPr>
       <w:r>
         <w:rPr/>
-        <w:t>Held-out: disclose the 11 pool episodes and add the 121-segment sensitivity analysis; correct 'the entire original stratified pool … is excluded' (Q3).</w:t>
+        <w:t>Evaluation set: disclose the 11 pool episodes; name the sets 'original frozen evaluation set (n = 132)' and 'overlap-excluded evaluation set (n = 121)', report both, with the 121 as primary; remove 'the entire original stratified pool … is excluded' (Q3).</w:t>
       </w:r>
     </w:p>
     <w:p>
@@ -652,6 +652,15 @@
       <w:r>
         <w:rPr/>
         <w:t>Add child-cluster CIs to the model-performance tables (Q5).</w:t>
+      </w:r>
+    </w:p>
+    <w:p>
+      <w:pPr>
+        <w:pStyle w:val="ListBullet"/>
+      </w:pPr>
+      <w:r>
+        <w:rPr/>
+        <w:t>MARS: always pair whole-record agreement with coverage (Q6).</w:t>
       </w:r>
     </w:p>
     <w:p>
@@ -1724,7 +1733,7 @@
           <w:p>
             <w:r>
               <w:rPr/>
-              <w:t>"After re-annotation of the 178 disagreement-enriched segments under the codebook, mean κ over all 330 segments, each in its final pre-adjudication state (round-2 values for the 178, round-1 values for the remaining 152), was 0.801. Because the 152 were not re-annotated and had higher round-1 agreement (0.884), this figure is not a before/after estimate of the codebook effect. That estimate comes from the controlled comparison on the 178 re-issued segments, with domain as the untreated control field."</w:t>
+              <w:t>"After re-annotation of the 178 disagreement-enriched segments under the codebook, mean κ over all 330 segments, each in its final pre-adjudication state (round-2 values for the 178, round-1 values for the remaining 152), was 0.801. Because the 152 were not re-annotated and had higher round-1 agreement (0.884), this figure should not be read as a before/after comparison. The change within the 178 re-issued segments provides the more direct descriptive comparison of agreement before and after clarification. Domain, whose coding rules were unchanged, provides a useful internal reference field. Because the same annotators coded these segments a second time, familiarity and round effects may also contribute to that change."</w:t>
             </w:r>
           </w:p>
           <w:p>
@@ -2005,7 +2014,7 @@
       </w:r>
       <w:r>
         <w:rPr/>
-        <w:t xml:space="preserve"> that child turn, so the adult turn that prompted it is included.</w:t>
+        <w:t xml:space="preserve"> the triggering child turn when a preceding turn exists, so the adult turn that prompted it is included; if the child turn is the first utterance of the session, the window begins with that child turn.</w:t>
       </w:r>
     </w:p>
     <w:p>
@@ -2425,7 +2434,7 @@
         <w:rPr>
           <w:sz w:val="19"/>
         </w:rPr>
-        <w:t>From utterances to model inputs, for both samples. The held-out branch is where the ID instability surfaces (Q3).</w:t>
+        <w:t>From utterances to model inputs, for both samples. The original frozen evaluation branch is where the ID-instability issue surfaces (Q3).</w:t>
       </w:r>
     </w:p>
     <w:p>
@@ -3884,7 +3893,7 @@
           <w:color w:val="1F2933"/>
           <w:sz w:val="21"/>
         </w:rPr>
-        <w:t>A defect found while answering this question: held-out leakage</w:t>
+        <w:t>Evaluation-set overlap identified during review</w:t>
       </w:r>
     </w:p>
     <w:tbl>
@@ -3937,13 +3946,13 @@
             </w:r>
             <w:r>
               <w:rPr/>
-              <w:t xml:space="preserve">. Segment IDs are numbered in selection order within each session, so under the held-out build's larger cap (455 per child, against 273) the numbering shifts: 338 of the 2,442 IDs name a different episode. Matched by transcript text and confirmed by source line numbers, </w:t>
+              <w:t xml:space="preserve">. Segment IDs are numbered in selection order within each session, so under the original evaluation-set build's larger cap (455 per child, against 273) the numbering shifts: 338 of the 2,442 IDs name a different episode. Matched by transcript text and confirmed by source line numbers, </w:t>
             </w:r>
             <w:r>
               <w:rPr>
                 <w:b/>
               </w:rPr>
-              <w:t>11 of the 132 held-out segments are pool episodes</w:t>
+              <w:t>11 of the 132 original frozen evaluation segments are pool episodes</w:t>
             </w:r>
             <w:r>
               <w:rPr/>
@@ -3976,7 +3985,7 @@
         <w:rPr>
           <w:sz w:val="19"/>
         </w:rPr>
-        <w:t xml:space="preserve">Held-out results with and without the 11 pool episodes (132 → 121 segments, still 11 children). Source: </w:t>
+        <w:t xml:space="preserve">Original frozen evaluation set (132) → overlap-excluded evaluation set (121, still 11 children). Source: </w:t>
       </w:r>
       <w:r>
         <w:rPr>
@@ -4321,9 +4330,81 @@
       </w:r>
       <w:r>
         <w:rPr/>
-        <w:t xml:space="preserve"> All four generators still score lower on the held-out set than on the main batch, and the order of generators on every metric is unchanged. The Qwen 3 14B minus Qwen 2.5 7B difference stays inside its interval (merged +0.8 points, 95% CI -2.6 to +3.9). Recommendation: keep the frozen 132 as the primary held-out result, so nothing is re-drawn after results were seen. Report the leak and this 121-segment sensitivity analysis alongside it, and fix the builder to exclude by episode identity for any future draw. The manuscript's claim that "the entire original stratified pool … is excluded" (make_manuscript.py:446) must be corrected.</w:t>
+        <w:t xml:space="preserve"> On both the 132 and the 121, every generator's merged agreement is lower than on the main batch. (This does not hold for every metric: whole-record agreement for qwen2.5:7b and qwen3:14b is equal or higher, and on the 132 llama3.2's unsupported-assertion rate is higher, all within wide intervals.) The order of generators on each of the three metrics is the same in the 132 and the 121. The qwen3:14b minus qwen2.5:7b difference in merged agreement is still not distinguishable from zero (+0.8 [-2.6, +3.9] points on the 121). The unsupported-assertion difference still excludes zero (+39.6 [+14.8, +53.7]).</w:t>
       </w:r>
     </w:p>
+    <w:tbl>
+      <w:tblPr>
+        <w:tblW w:type="auto" w:w="0"/>
+        <w:jc w:val="center"/>
+        <w:tblLook w:firstColumn="1" w:firstRow="1" w:lastColumn="0" w:lastRow="0" w:noHBand="0" w:noVBand="1" w:val="04A0"/>
+      </w:tblPr>
+      <w:tblGrid>
+        <w:gridCol w:w="9648"/>
+      </w:tblGrid>
+      <w:tr>
+        <w:tc>
+          <w:tcPr>
+            <w:tcW w:type="dxa" w:w="9648"/>
+            <w:shd w:val="clear" w:color="auto" w:fill="EAF7F1"/>
+            <w:tcBorders>
+              <w:top w:val="single" w:sz="10" w:space="0" w:color="1BAF7A"/>
+              <w:left w:val="single" w:sz="10" w:space="0" w:color="1BAF7A"/>
+              <w:bottom w:val="single" w:sz="10" w:space="0" w:color="1BAF7A"/>
+              <w:right w:val="single" w:sz="10" w:space="0" w:color="1BAF7A"/>
+            </w:tcBorders>
+          </w:tcPr>
+          <w:p>
+            <w:r/>
+            <w:r>
+              <w:rPr>
+                <w:b/>
+              </w:rPr>
+              <w:t>Recommendation for the manuscript</w:t>
+            </w:r>
+          </w:p>
+          <w:p>
+            <w:r>
+              <w:rPr/>
+              <w:t xml:space="preserve">Use two names consistently: the </w:t>
+            </w:r>
+            <w:r>
+              <w:rPr>
+                <w:b/>
+              </w:rPr>
+              <w:t>original frozen evaluation set (n = 132)</w:t>
+            </w:r>
+            <w:r>
+              <w:rPr/>
+              <w:t xml:space="preserve"> and the </w:t>
+            </w:r>
+            <w:r>
+              <w:rPr>
+                <w:b/>
+              </w:rPr>
+              <w:t>overlap-excluded evaluation set (n = 121)</w:t>
+            </w:r>
+            <w:r>
+              <w:rPr/>
+              <w:t>. Do not call the 132 simply "held-out": 11 of its segments break the independence criterion it was meant to meet.</w:t>
+            </w:r>
+          </w:p>
+          <w:p>
+            <w:r>
+              <w:rPr/>
+              <w:t>Report the 121 as the primary estimate of performance on unseen episodes. Report the 132 as the originally frozen evaluation, labelled as the set drawn before the identifier defect was found. Neither set is re-drawn, so no set is selected after its results were seen. Suggested sentence: "We report the originally frozen 132-segment evaluation for transparency and a contamination-excluded analysis of 121 segments. Conclusions were unchanged."</w:t>
+            </w:r>
+          </w:p>
+          <w:p>
+            <w:r>
+              <w:rPr/>
+              <w:t>The manuscript's claim that "the entire original stratified pool … is excluded" (make_manuscript.py:446) must be removed. Fix the builder to exclude by episode identity before any future draw.</w:t>
+            </w:r>
+          </w:p>
+        </w:tc>
+      </w:tr>
+    </w:tbl>
+    <w:p/>
     <w:p>
       <w:r>
         <w:br w:type="page"/>
@@ -5104,7 +5185,7 @@
       </w:r>
       <w:r>
         <w:rPr/>
-        <w:t xml:space="preserve"> The scorer reads a missing field, or a whole missing candidate, as None, so the manuscript must not describe omission as a separate state. On the main batch this cannot occur at candidate level, because inclusion required every generator to respond. On the held-out set, a generator with no admissible response has all four fields judged as null.</w:t>
+        <w:t xml:space="preserve"> The scorer reads a missing field, or a whole missing candidate, as None, so the manuscript must not describe omission as a separate state. On the main batch this cannot occur at candidate level, because inclusion required every generator to respond. On the 132-segment evaluation set, a generator with no admissible response has all four fields judged as null.</w:t>
       </w:r>
     </w:p>
     <w:p>
@@ -5664,7 +5745,7 @@
         <w:rPr>
           <w:sz w:val="19"/>
         </w:rPr>
-        <w:t>Held-out set (n = 132, 11 children): point estimate [95% child-cluster CI].</w:t>
+        <w:t>Original frozen evaluation set (n = 132, 11 children): point estimate [95% child-cluster CI].</w:t>
       </w:r>
     </w:p>
     <w:tbl>
@@ -6038,7 +6119,7 @@
         <w:rPr>
           <w:sz w:val="19"/>
         </w:rPr>
-        <w:t>Child-cluster 95% intervals. Merged-agreement intervals for qwen2.5:7b and qwen3:14b overlap heavily. Unsupported-assertion intervals separate the four generators clearly.</w:t>
+        <w:t>Child-cluster 95% intervals. Merged-agreement intervals for qwen2.5:7b and qwen3:14b overlap heavily. On the main batch, the unsupported-assertion intervals of the four generators do not overlap. On the 132-segment set they overlap for qwen2.5:3b and qwen2.5:7b, and for llama3.2 and qwen3:14b.</w:t>
       </w:r>
     </w:p>
     <w:p>
@@ -6153,7 +6234,7 @@
               <w:rPr>
                 <w:sz w:val="18"/>
               </w:rPr>
-              <w:t>main batch</w:t>
+              <w:t>Main batch (330)</w:t>
             </w:r>
           </w:p>
         </w:tc>
@@ -6211,7 +6292,7 @@
               <w:rPr>
                 <w:sz w:val="18"/>
               </w:rPr>
-              <w:t>holdout</w:t>
+              <w:t>Original frozen (132)</w:t>
             </w:r>
           </w:p>
         </w:tc>
@@ -6258,6 +6339,64 @@
           </w:p>
         </w:tc>
       </w:tr>
+      <w:tr>
+        <w:tc>
+          <w:tcPr>
+            <w:tcW w:type="dxa" w:w="1728"/>
+          </w:tcPr>
+          <w:p>
+            <w:r/>
+            <w:r>
+              <w:rPr>
+                <w:sz w:val="18"/>
+              </w:rPr>
+              <w:t>Overlap-excluded (121)</w:t>
+            </w:r>
+          </w:p>
+        </w:tc>
+        <w:tc>
+          <w:tcPr>
+            <w:tcW w:type="dxa" w:w="2664"/>
+          </w:tcPr>
+          <w:p>
+            <w:r/>
+            <w:r>
+              <w:rPr>
+                <w:sz w:val="18"/>
+              </w:rPr>
+              <w:t>+0.8 [-2.6, +3.9]</w:t>
+            </w:r>
+          </w:p>
+        </w:tc>
+        <w:tc>
+          <w:tcPr>
+            <w:tcW w:type="dxa" w:w="2664"/>
+          </w:tcPr>
+          <w:p>
+            <w:r/>
+            <w:r>
+              <w:rPr>
+                <w:sz w:val="18"/>
+              </w:rPr>
+              <w:t>+39.6 [+14.8, +53.7] *</w:t>
+            </w:r>
+          </w:p>
+        </w:tc>
+        <w:tc>
+          <w:tcPr>
+            <w:tcW w:type="dxa" w:w="2664"/>
+          </w:tcPr>
+          <w:p>
+            <w:r/>
+            <w:r>
+              <w:rPr>
+                <w:sz w:val="18"/>
+              </w:rPr>
+              <w:t>-0.8 [-3.5, +1.7]</w:t>
+            </w:r>
+          </w:p>
+        </w:tc>
+      </w:tr>
     </w:tbl>
     <w:p>
       <w:pPr>
@@ -6267,7 +6406,7 @@
     <w:p>
       <w:r>
         <w:rPr/>
-        <w:t>This answers the question left open in Round 2. On the held-out set, Qwen 3 14B's 1.3-point lead in merged agreement is not distinguishable from zero. Its 41-point higher unsupported-assertion rate is. Whole-record intervals include zero for most generators, because 4.5% of 132 is 6 segments. Report them as descriptive, not as a ranking.</w:t>
+        <w:t>This answers the question left open in Round 2. On the original frozen evaluation set, qwen3:14b's 1.3-point lead in merged agreement is not distinguishable from zero; on the overlap-excluded 121 it is +0.8 points, also not distinguishable. The higher unsupported-assertion rate is distinguishable from zero in both analyses: +41.3 [+17.1, +54.5] percentage points on the original frozen set and +39.6 [+14.8, +53.7] on the overlap-excluded set. On the 132-segment set every whole-record interval has a lower bound of zero: qwen2.5:7b's 4.5% is 6 segments, and llama3.2 and qwen2.5:3b scored 0. On the main batch, the intervals for llama3.2 and qwen2.5:3b reach zero. Report whole-record values as descriptive, not as a ranking.</w:t>
       </w:r>
     </w:p>
     <w:p>
@@ -7026,9 +7165,55 @@
         <w:rPr>
           <w:sz w:val="19"/>
         </w:rPr>
-        <w:t>A: the complete policy over 330. B: MARS at whole-record level (2.7% counting abstentions as misses; 3.4% over the 265 it returned) against always using qwen2.5:7b (4.5% on the same 265 and on all 330) and the oracle ceiling (6.1%, 3-generator roster).</w:t>
+        <w:t>A: the complete policy over 330. B: MARS at whole-record level (2.7% counting abstentions as misses; 3.4% over the 265 it returned) against always using qwen2.5:7b (4.5% on the same 265, 4.5% on all 330) and the oracle ceiling (6.1%, 3-generator roster).</w:t>
       </w:r>
     </w:p>
+    <w:tbl>
+      <w:tblPr>
+        <w:tblW w:type="auto" w:w="0"/>
+        <w:jc w:val="center"/>
+        <w:tblLook w:firstColumn="1" w:firstRow="1" w:lastColumn="0" w:lastRow="0" w:noHBand="0" w:noVBand="1" w:val="04A0"/>
+      </w:tblPr>
+      <w:tblGrid>
+        <w:gridCol w:w="9648"/>
+      </w:tblGrid>
+      <w:tr>
+        <w:tc>
+          <w:tcPr>
+            <w:tcW w:type="dxa" w:w="9648"/>
+            <w:shd w:val="clear" w:color="auto" w:fill="EAF7F1"/>
+            <w:tcBorders>
+              <w:top w:val="single" w:sz="10" w:space="0" w:color="1BAF7A"/>
+              <w:left w:val="single" w:sz="10" w:space="0" w:color="1BAF7A"/>
+              <w:bottom w:val="single" w:sz="10" w:space="0" w:color="1BAF7A"/>
+              <w:right w:val="single" w:sz="10" w:space="0" w:color="1BAF7A"/>
+            </w:tcBorders>
+          </w:tcPr>
+          <w:p>
+            <w:r/>
+            <w:r>
+              <w:rPr>
+                <w:b/>
+              </w:rPr>
+              <w:t>Suggested manuscript wording</w:t>
+            </w:r>
+          </w:p>
+          <w:p>
+            <w:r>
+              <w:rPr/>
+              <w:t>"Across all 330 episodes, MARS returned a record for 265 (80.3% coverage) and achieved 2.7% whole-record agreement when abstentions were counted as failures; among returned records, whole-record agreement was 3.4%."</w:t>
+            </w:r>
+          </w:p>
+          <w:p>
+            <w:r>
+              <w:rPr/>
+              <w:t>Never report 2.7% without the 80.3% coverage beside it.</w:t>
+            </w:r>
+          </w:p>
+        </w:tc>
+      </w:tr>
+    </w:tbl>
+    <w:p/>
     <w:p>
       <w:r>
         <w:rPr/>
@@ -7275,7 +7460,7 @@
         <w:rPr>
           <w:b/>
         </w:rPr>
-        <w:t>The models and the annotators saw the same transcript text, character for character. This was checked on all 330 annotation-sheet rows. The annotators did not see any model information: none of the 16 annotation or adjudication sheets contains a model name, confidence, candidate or MARS field.</w:t>
+        <w:t>Models and annotators saw identical transcript content, character for character, checked on all 330 annotation-sheet rows; the annotation sheets additionally contained administrative identifiers (segment, child, corpus and session ID). The annotators did not see any model information: none of the 16 annotation or adjudication sheets contains a model name, confidence, candidate or MARS field.</w:t>
       </w:r>
     </w:p>
     <w:p>
@@ -8575,7 +8760,7 @@
     <w:p>
       <w:r>
         <w:rPr/>
-        <w:t>The mocked-database suites (</w:t>
+        <w:t>These tests provide evidence for the claimed authorization behavior under the tested conditions; they do not prove the system secure. The mocked-database suites (</w:t>
       </w:r>
       <w:r>
         <w:rPr>
@@ -8597,7 +8782,7 @@
       </w:r>
       <w:r>
         <w:rPr/>
-        <w:t>) show that each endpoint applies its role check. The new real-database tests show that the child-level decision holds against real data: a revoked contributor is refused on the very next request, using a token issued before revocation. Enforcement is therefore per request in the API, not in the UI or at login.</w:t>
+        <w:t>) show that each endpoint applies its role check. The new real-database tests show that the child-level decision holds against real data: in the test, a revoked contributor is refused on the very next request, using a token issued before revocation. This is consistent with enforcement per request in the API, not only in the UI or at login.</w:t>
       </w:r>
     </w:p>
     <w:p>
@@ -8779,7 +8964,7 @@
       </w:r>
       <w:r>
         <w:rPr/>
-        <w:t>; seed 20260915. A replicate whose κ is undefined (a resample with a single category) is dropped. This happened in three child-cluster intervals, all for modality: held-out (9,997 of 10,000 valid), and round-comparison round 1 and its difference (9,999 each). Every other interval has 10,000.</w:t>
+        <w:t>; seed 20260915. A replicate whose κ is undefined (a resample with a single category) is dropped. This happened in three child-cluster intervals, all for modality: original frozen evaluation set (9,997 of 10,000 valid), and round-comparison round 1 and its difference (9,999 each). Every other interval has 10,000.</w:t>
       </w:r>
     </w:p>
     <w:p>
@@ -9162,7 +9347,7 @@
           <w:p>
             <w:r>
               <w:rPr/>
-              <w:t>make_manuscript.py:558 reads: "Intervals are 10,000-replicate percentile bootstraps resampling segments". The preceding paragraph and every κ table use the child-cluster interval. Suggested replacement: "Intervals are 10,000-replicate child-cluster percentile bootstraps; segment-level intervals are reported as a sensitivity analysis."</w:t>
+              <w:t>make_manuscript.py:558 reads: "Intervals are 10,000-replicate percentile bootstraps resampling segments". The preceding paragraph and every κ table use the child-cluster interval. Suggested replacement: "Intervals are 10,000-replicate child-cluster percentile bootstrap intervals, resampling children with replacement and retaining all segments belonging to each sampled child. Segment-level intervals are reported as a sensitivity analysis."</w:t>
             </w:r>
           </w:p>
           <w:p>
